--- a/templates/medical_characteristic_template.docx
+++ b/templates/medical_characteristic_template.docx
@@ -678,22 +678,6 @@
         </w:rPr>
         <w:t>}}</w:t>
       </w:r>
-    </w:p>
-    <w:p>
-      <w:pPr>
-        <w:tabs>
-          <w:tab w:val="right" w:pos="9638"/>
-        </w:tabs>
-        <w:spacing w:after="0" w:line="240" w:lineRule="auto"/>
-        <w:jc w:val="both"/>
-        <w:rPr>
-          <w:rFonts w:ascii="Times New Roman" w:hAnsi="Times New Roman" w:cs="Times New Roman"/>
-          <w:b/>
-          <w:bCs/>
-          <w:sz w:val="28"/>
-          <w:szCs w:val="28"/>
-        </w:rPr>
-      </w:pPr>
       <w:r>
         <w:rPr>
           <w:rFonts w:ascii="Times New Roman" w:hAnsi="Times New Roman" w:cs="Times New Roman"/>

--- a/templates/medical_characteristic_template.docx
+++ b/templates/medical_characteristic_template.docx
@@ -114,49 +114,13 @@
         </w:rPr>
         <w:t xml:space="preserve"> </w:t>
       </w:r>
-      <w:proofErr w:type="spellStart"/>
-      <w:r>
-        <w:rPr>
-          <w:rFonts w:ascii="Times New Roman" w:hAnsi="Times New Roman" w:cs="Times New Roman"/>
-          <w:sz w:val="28"/>
-          <w:szCs w:val="28"/>
-        </w:rPr>
-        <w:t>оперативно</w:t>
-      </w:r>
-      <w:proofErr w:type="spellEnd"/>
-      <w:r>
-        <w:rPr>
-          <w:rFonts w:ascii="Times New Roman" w:hAnsi="Times New Roman" w:cs="Times New Roman"/>
-          <w:sz w:val="28"/>
-          <w:szCs w:val="28"/>
-        </w:rPr>
-        <w:t xml:space="preserve">-тактичного </w:t>
-      </w:r>
-      <w:r>
-        <w:rPr>
-          <w:rFonts w:ascii="Times New Roman" w:hAnsi="Times New Roman" w:cs="Times New Roman"/>
-          <w:sz w:val="28"/>
-          <w:szCs w:val="28"/>
-        </w:rPr>
-        <w:br/>
-        <w:t>з’єднання</w:t>
-      </w:r>
-      <w:r>
-        <w:rPr>
-          <w:rFonts w:ascii="Times New Roman" w:hAnsi="Times New Roman" w:cs="Times New Roman"/>
-          <w:sz w:val="28"/>
-          <w:szCs w:val="28"/>
-          <w:lang w:val="ru-RU"/>
-        </w:rPr>
-        <w:t xml:space="preserve"> – 1</w:t>
-      </w:r>
-      <w:r>
-        <w:rPr>
-          <w:rFonts w:ascii="Times New Roman" w:hAnsi="Times New Roman" w:cs="Times New Roman"/>
-          <w:sz w:val="28"/>
-          <w:szCs w:val="28"/>
-        </w:rPr>
-        <w:t xml:space="preserve"> корпусу Національної гвардії України «Азов»</w:t>
+      <w:r>
+        <w:rPr>
+          <w:rFonts w:ascii="Times New Roman" w:hAnsi="Times New Roman" w:cs="Times New Roman"/>
+          <w:sz w:val="28"/>
+          <w:szCs w:val="28"/>
+        </w:rPr>
+        <w:t xml:space="preserve">Національної гвардії України </w:t>
       </w:r>
     </w:p>
     <w:p>
@@ -644,6 +608,7 @@
           <w:bCs/>
           <w:sz w:val="28"/>
           <w:szCs w:val="28"/>
+          <w:lang w:val="en-US"/>
         </w:rPr>
       </w:pPr>
       <w:r>
@@ -677,6 +642,16 @@
           <w:szCs w:val="28"/>
         </w:rPr>
         <w:t>}}</w:t>
+      </w:r>
+      <w:r>
+        <w:rPr>
+          <w:rFonts w:ascii="Times New Roman" w:hAnsi="Times New Roman" w:cs="Times New Roman"/>
+          <w:b/>
+          <w:bCs/>
+          <w:sz w:val="28"/>
+          <w:szCs w:val="28"/>
+        </w:rPr>
+        <w:t xml:space="preserve"> </w:t>
       </w:r>
       <w:r>
         <w:rPr>
@@ -840,7 +815,15 @@
           <w:sz w:val="28"/>
           <w:szCs w:val="28"/>
         </w:rPr>
-        <w:t>___.___.2025</w:t>
+        <w:t>___.___.202</w:t>
+      </w:r>
+      <w:r>
+        <w:rPr>
+          <w:rFonts w:ascii="Times New Roman" w:hAnsi="Times New Roman" w:cs="Times New Roman"/>
+          <w:sz w:val="28"/>
+          <w:szCs w:val="28"/>
+        </w:rPr>
+        <w:t>6</w:t>
       </w:r>
     </w:p>
     <w:sectPr>

--- a/templates/medical_characteristic_template.docx
+++ b/templates/medical_characteristic_template.docx
@@ -1,6 +1,6 @@
 
 <file path=word/document.xml><?xml version="1.0" encoding="utf-8"?>
-<w:document xmlns:wpc="http://schemas.microsoft.com/office/word/2010/wordprocessingCanvas" xmlns:cx="http://schemas.microsoft.com/office/drawing/2014/chartex" xmlns:cx1="http://schemas.microsoft.com/office/drawing/2015/9/8/chartex" xmlns:cx2="http://schemas.microsoft.com/office/drawing/2015/10/21/chartex" xmlns:cx3="http://schemas.microsoft.com/office/drawing/2016/5/9/chartex" xmlns:cx4="http://schemas.microsoft.com/office/drawing/2016/5/10/chartex" xmlns:cx5="http://schemas.microsoft.com/office/drawing/2016/5/11/chartex" xmlns:cx6="http://schemas.microsoft.com/office/drawing/2016/5/12/chartex" xmlns:cx7="http://schemas.microsoft.com/office/drawing/2016/5/13/chartex" xmlns:cx8="http://schemas.microsoft.com/office/drawing/2016/5/14/chartex" xmlns:mc="http://schemas.openxmlformats.org/markup-compatibility/2006" xmlns:aink="http://schemas.microsoft.com/office/drawing/2016/ink" xmlns:am3d="http://schemas.microsoft.com/office/drawing/2017/model3d" xmlns:o="urn:schemas-microsoft-com:office:office" xmlns:oel="http://schemas.microsoft.com/office/2019/extlst" xmlns:r="http://schemas.openxmlformats.org/officeDocument/2006/relationships" xmlns:m="http://schemas.openxmlformats.org/officeDocument/2006/math" xmlns:v="urn:schemas-microsoft-com:vml" xmlns:wp14="http://schemas.microsoft.com/office/word/2010/wordprocessingDrawing" xmlns:wp="http://schemas.openxmlformats.org/drawingml/2006/wordprocessingDrawing" xmlns:w10="urn:schemas-microsoft-com:office:word" xmlns:w="http://schemas.openxmlformats.org/wordprocessingml/2006/main" xmlns:w14="http://schemas.microsoft.com/office/word/2010/wordml" xmlns:w15="http://schemas.microsoft.com/office/word/2012/wordml" xmlns:w16cex="http://schemas.microsoft.com/office/word/2018/wordml/cex" xmlns:w16cid="http://schemas.microsoft.com/office/word/2016/wordml/cid" xmlns:w16="http://schemas.microsoft.com/office/word/2018/wordml" xmlns:w16du="http://schemas.microsoft.com/office/word/2023/wordml/word16du" xmlns:w16sdtdh="http://schemas.microsoft.com/office/word/2020/wordml/sdtdatahash" xmlns:w16sdtfl="http://schemas.microsoft.com/office/word/2024/wordml/sdtformatlock" xmlns:w16se="http://schemas.microsoft.com/office/word/2015/wordml/symex" xmlns:wpg="http://schemas.microsoft.com/office/word/2010/wordprocessingGroup" xmlns:wpi="http://schemas.microsoft.com/office/word/2010/wordprocessingInk" xmlns:wne="http://schemas.microsoft.com/office/word/2006/wordml" xmlns:wps="http://schemas.microsoft.com/office/word/2010/wordprocessingShape" mc:Ignorable="w14 w15 w16se w16cid w16 w16cex w16sdtdh w16sdtfl w16du wp14">
+<w:document xmlns:wpc="http://schemas.microsoft.com/office/word/2010/wordprocessingCanvas" xmlns:cx="http://schemas.microsoft.com/office/drawing/2014/chartex" xmlns:cx1="http://schemas.microsoft.com/office/drawing/2015/9/8/chartex" xmlns:cx2="http://schemas.microsoft.com/office/drawing/2015/10/21/chartex" xmlns:cx3="http://schemas.microsoft.com/office/drawing/2016/5/9/chartex" xmlns:cx4="http://schemas.microsoft.com/office/drawing/2016/5/10/chartex" xmlns:cx5="http://schemas.microsoft.com/office/drawing/2016/5/11/chartex" xmlns:cx6="http://schemas.microsoft.com/office/drawing/2016/5/12/chartex" xmlns:cx7="http://schemas.microsoft.com/office/drawing/2016/5/13/chartex" xmlns:cx8="http://schemas.microsoft.com/office/drawing/2016/5/14/chartex" xmlns:mc="http://schemas.openxmlformats.org/markup-compatibility/2006" xmlns:aink="http://schemas.microsoft.com/office/drawing/2016/ink" xmlns:am3d="http://schemas.microsoft.com/office/drawing/2017/model3d" xmlns:o="urn:schemas-microsoft-com:office:office" xmlns:oel="http://schemas.microsoft.com/office/2019/extlst" xmlns:r="http://schemas.openxmlformats.org/officeDocument/2006/relationships" xmlns:m="http://schemas.openxmlformats.org/officeDocument/2006/math" xmlns:v="urn:schemas-microsoft-com:vml" xmlns:wp14="http://schemas.microsoft.com/office/word/2010/wordprocessingDrawing" xmlns:wp="http://schemas.openxmlformats.org/drawingml/2006/wordprocessingDrawing" xmlns:w10="urn:schemas-microsoft-com:office:word" xmlns:w="http://schemas.openxmlformats.org/wordprocessingml/2006/main" xmlns:w14="http://schemas.microsoft.com/office/word/2010/wordml" xmlns:w15="http://schemas.microsoft.com/office/word/2012/wordml" xmlns:w16cei="http://schemas.microsoft.com/office/word/2026/wordml/cei" xmlns:w16cex="http://schemas.microsoft.com/office/word/2018/wordml/cex" xmlns:w16cid="http://schemas.microsoft.com/office/word/2016/wordml/cid" xmlns:w16="http://schemas.microsoft.com/office/word/2018/wordml" xmlns:w16du="http://schemas.microsoft.com/office/word/2023/wordml/word16du" xmlns:w16sdtdh="http://schemas.microsoft.com/office/word/2020/wordml/sdtdatahash" xmlns:w16sdtfl="http://schemas.microsoft.com/office/word/2024/wordml/sdtformatlock" xmlns:w16se="http://schemas.microsoft.com/office/word/2015/wordml/symex" xmlns:wpg="http://schemas.microsoft.com/office/word/2010/wordprocessingGroup" xmlns:wpi="http://schemas.microsoft.com/office/word/2010/wordprocessingInk" xmlns:wne="http://schemas.microsoft.com/office/word/2006/wordml" xmlns:wps="http://schemas.microsoft.com/office/word/2010/wordprocessingShape" mc:Ignorable="w14 w15 w16se w16cid w16 w16cex w16sdtdh w16sdtfl w16du wp14">
   <w:body>
     <w:p>
       <w:pPr>
@@ -193,6 +193,22 @@
           <w:sz w:val="28"/>
           <w:szCs w:val="28"/>
         </w:rPr>
+        <w:t>за призовом</w:t>
+      </w:r>
+      <w:r>
+        <w:rPr>
+          <w:rFonts w:ascii="Times New Roman" w:hAnsi="Times New Roman" w:cs="Times New Roman"/>
+          <w:sz w:val="28"/>
+          <w:szCs w:val="28"/>
+        </w:rPr>
+        <w:t xml:space="preserve"> </w:t>
+      </w:r>
+      <w:r>
+        <w:rPr>
+          <w:rFonts w:ascii="Times New Roman" w:hAnsi="Times New Roman" w:cs="Times New Roman"/>
+          <w:sz w:val="28"/>
+          <w:szCs w:val="28"/>
+        </w:rPr>
         <w:t>{{</w:t>
       </w:r>
       <w:proofErr w:type="spellStart"/>
@@ -384,42 +400,6 @@
           <w:sz w:val="28"/>
           <w:szCs w:val="28"/>
         </w:rPr>
-        <w:t>zvanie</w:t>
-      </w:r>
-      <w:proofErr w:type="spellEnd"/>
-      <w:r>
-        <w:rPr>
-          <w:rFonts w:ascii="Times New Roman" w:hAnsi="Times New Roman" w:cs="Times New Roman"/>
-          <w:sz w:val="28"/>
-          <w:szCs w:val="28"/>
-        </w:rPr>
-        <w:t>}} {{</w:t>
-      </w:r>
-      <w:proofErr w:type="spellStart"/>
-      <w:r>
-        <w:rPr>
-          <w:rFonts w:ascii="Times New Roman" w:hAnsi="Times New Roman" w:cs="Times New Roman"/>
-          <w:sz w:val="28"/>
-          <w:szCs w:val="28"/>
-        </w:rPr>
-        <w:t>sluzhba_type</w:t>
-      </w:r>
-      <w:proofErr w:type="spellEnd"/>
-      <w:r>
-        <w:rPr>
-          <w:rFonts w:ascii="Times New Roman" w:hAnsi="Times New Roman" w:cs="Times New Roman"/>
-          <w:sz w:val="28"/>
-          <w:szCs w:val="28"/>
-        </w:rPr>
-        <w:t>}} {{</w:t>
-      </w:r>
-      <w:proofErr w:type="spellStart"/>
-      <w:r>
-        <w:rPr>
-          <w:rFonts w:ascii="Times New Roman" w:hAnsi="Times New Roman" w:cs="Times New Roman"/>
-          <w:sz w:val="28"/>
-          <w:szCs w:val="28"/>
-        </w:rPr>
         <w:t>pib_nazivnyi</w:t>
       </w:r>
       <w:proofErr w:type="spellEnd"/>
@@ -783,6 +763,52 @@
           <w:rFonts w:ascii="Times New Roman" w:hAnsi="Times New Roman" w:cs="Times New Roman"/>
           <w:b/>
           <w:bCs/>
+          <w:sz w:val="28"/>
+          <w:szCs w:val="28"/>
+        </w:rPr>
+        <w:t>}}</w:t>
+      </w:r>
+    </w:p>
+    <w:p>
+      <w:pPr>
+        <w:tabs>
+          <w:tab w:val="right" w:pos="1843"/>
+          <w:tab w:val="right" w:pos="9638"/>
+        </w:tabs>
+        <w:spacing w:after="0"/>
+        <w:rPr>
+          <w:rFonts w:ascii="Times New Roman" w:hAnsi="Times New Roman" w:cs="Times New Roman"/>
+          <w:sz w:val="28"/>
+          <w:szCs w:val="28"/>
+        </w:rPr>
+      </w:pPr>
+      <w:r>
+        <w:rPr>
+          <w:rFonts w:ascii="Times New Roman" w:hAnsi="Times New Roman" w:cs="Times New Roman"/>
+          <w:bCs/>
+          <w:color w:val="000000" w:themeColor="text1"/>
+          <w:sz w:val="28"/>
+          <w:szCs w:val="28"/>
+        </w:rPr>
+        <w:t>{{</w:t>
+      </w:r>
+      <w:proofErr w:type="spellStart"/>
+      <w:r>
+        <w:rPr>
+          <w:rFonts w:ascii="Times New Roman" w:hAnsi="Times New Roman" w:cs="Times New Roman"/>
+          <w:bCs/>
+          <w:color w:val="000000" w:themeColor="text1"/>
+          <w:sz w:val="28"/>
+          <w:szCs w:val="28"/>
+        </w:rPr>
+        <w:t>data_stvorennya</w:t>
+      </w:r>
+      <w:proofErr w:type="spellEnd"/>
+      <w:r>
+        <w:rPr>
+          <w:rFonts w:ascii="Times New Roman" w:hAnsi="Times New Roman" w:cs="Times New Roman"/>
+          <w:bCs/>
+          <w:color w:val="000000" w:themeColor="text1"/>
           <w:sz w:val="28"/>
           <w:szCs w:val="28"/>
         </w:rPr>
@@ -809,22 +835,6 @@
           </w14:textOutline>
         </w:rPr>
       </w:pPr>
-      <w:r>
-        <w:rPr>
-          <w:rFonts w:ascii="Times New Roman" w:hAnsi="Times New Roman" w:cs="Times New Roman"/>
-          <w:sz w:val="28"/>
-          <w:szCs w:val="28"/>
-        </w:rPr>
-        <w:t>___.___.202</w:t>
-      </w:r>
-      <w:r>
-        <w:rPr>
-          <w:rFonts w:ascii="Times New Roman" w:hAnsi="Times New Roman" w:cs="Times New Roman"/>
-          <w:sz w:val="28"/>
-          <w:szCs w:val="28"/>
-        </w:rPr>
-        <w:t>6</w:t>
-      </w:r>
     </w:p>
     <w:sectPr>
       <w:pgSz w:w="11906" w:h="16838"/>
@@ -837,7 +847,7 @@
 </file>
 
 <file path=word/numbering.xml><?xml version="1.0" encoding="utf-8"?>
-<w:numbering xmlns:wpc="http://schemas.microsoft.com/office/word/2010/wordprocessingCanvas" xmlns:cx="http://schemas.microsoft.com/office/drawing/2014/chartex" xmlns:cx1="http://schemas.microsoft.com/office/drawing/2015/9/8/chartex" xmlns:cx2="http://schemas.microsoft.com/office/drawing/2015/10/21/chartex" xmlns:cx3="http://schemas.microsoft.com/office/drawing/2016/5/9/chartex" xmlns:cx4="http://schemas.microsoft.com/office/drawing/2016/5/10/chartex" xmlns:cx5="http://schemas.microsoft.com/office/drawing/2016/5/11/chartex" xmlns:cx6="http://schemas.microsoft.com/office/drawing/2016/5/12/chartex" xmlns:cx7="http://schemas.microsoft.com/office/drawing/2016/5/13/chartex" xmlns:cx8="http://schemas.microsoft.com/office/drawing/2016/5/14/chartex" xmlns:mc="http://schemas.openxmlformats.org/markup-compatibility/2006" xmlns:aink="http://schemas.microsoft.com/office/drawing/2016/ink" xmlns:am3d="http://schemas.microsoft.com/office/drawing/2017/model3d" xmlns:o="urn:schemas-microsoft-com:office:office" xmlns:oel="http://schemas.microsoft.com/office/2019/extlst" xmlns:r="http://schemas.openxmlformats.org/officeDocument/2006/relationships" xmlns:m="http://schemas.openxmlformats.org/officeDocument/2006/math" xmlns:v="urn:schemas-microsoft-com:vml" xmlns:wp14="http://schemas.microsoft.com/office/word/2010/wordprocessingDrawing" xmlns:wp="http://schemas.openxmlformats.org/drawingml/2006/wordprocessingDrawing" xmlns:w10="urn:schemas-microsoft-com:office:word" xmlns:w="http://schemas.openxmlformats.org/wordprocessingml/2006/main" xmlns:w14="http://schemas.microsoft.com/office/word/2010/wordml" xmlns:w15="http://schemas.microsoft.com/office/word/2012/wordml" xmlns:w16cex="http://schemas.microsoft.com/office/word/2018/wordml/cex" xmlns:w16cid="http://schemas.microsoft.com/office/word/2016/wordml/cid" xmlns:w16="http://schemas.microsoft.com/office/word/2018/wordml" xmlns:w16du="http://schemas.microsoft.com/office/word/2023/wordml/word16du" xmlns:w16sdtdh="http://schemas.microsoft.com/office/word/2020/wordml/sdtdatahash" xmlns:w16sdtfl="http://schemas.microsoft.com/office/word/2024/wordml/sdtformatlock" xmlns:w16se="http://schemas.microsoft.com/office/word/2015/wordml/symex" xmlns:wpg="http://schemas.microsoft.com/office/word/2010/wordprocessingGroup" xmlns:wpi="http://schemas.microsoft.com/office/word/2010/wordprocessingInk" xmlns:wne="http://schemas.microsoft.com/office/word/2006/wordml" xmlns:wps="http://schemas.microsoft.com/office/word/2010/wordprocessingShape" mc:Ignorable="w14 w15 w16se w16cid w16 w16cex w16sdtdh w16sdtfl w16du wp14">
+<w:numbering xmlns:wpc="http://schemas.microsoft.com/office/word/2010/wordprocessingCanvas" xmlns:cx="http://schemas.microsoft.com/office/drawing/2014/chartex" xmlns:cx1="http://schemas.microsoft.com/office/drawing/2015/9/8/chartex" xmlns:cx2="http://schemas.microsoft.com/office/drawing/2015/10/21/chartex" xmlns:cx3="http://schemas.microsoft.com/office/drawing/2016/5/9/chartex" xmlns:cx4="http://schemas.microsoft.com/office/drawing/2016/5/10/chartex" xmlns:cx5="http://schemas.microsoft.com/office/drawing/2016/5/11/chartex" xmlns:cx6="http://schemas.microsoft.com/office/drawing/2016/5/12/chartex" xmlns:cx7="http://schemas.microsoft.com/office/drawing/2016/5/13/chartex" xmlns:cx8="http://schemas.microsoft.com/office/drawing/2016/5/14/chartex" xmlns:mc="http://schemas.openxmlformats.org/markup-compatibility/2006" xmlns:aink="http://schemas.microsoft.com/office/drawing/2016/ink" xmlns:am3d="http://schemas.microsoft.com/office/drawing/2017/model3d" xmlns:o="urn:schemas-microsoft-com:office:office" xmlns:oel="http://schemas.microsoft.com/office/2019/extlst" xmlns:r="http://schemas.openxmlformats.org/officeDocument/2006/relationships" xmlns:m="http://schemas.openxmlformats.org/officeDocument/2006/math" xmlns:v="urn:schemas-microsoft-com:vml" xmlns:wp14="http://schemas.microsoft.com/office/word/2010/wordprocessingDrawing" xmlns:wp="http://schemas.openxmlformats.org/drawingml/2006/wordprocessingDrawing" xmlns:w10="urn:schemas-microsoft-com:office:word" xmlns:w="http://schemas.openxmlformats.org/wordprocessingml/2006/main" xmlns:w14="http://schemas.microsoft.com/office/word/2010/wordml" xmlns:w15="http://schemas.microsoft.com/office/word/2012/wordml" xmlns:w16cei="http://schemas.microsoft.com/office/word/2026/wordml/cei" xmlns:w16cex="http://schemas.microsoft.com/office/word/2018/wordml/cex" xmlns:w16cid="http://schemas.microsoft.com/office/word/2016/wordml/cid" xmlns:w16="http://schemas.microsoft.com/office/word/2018/wordml" xmlns:w16du="http://schemas.microsoft.com/office/word/2023/wordml/word16du" xmlns:w16sdtdh="http://schemas.microsoft.com/office/word/2020/wordml/sdtdatahash" xmlns:w16sdtfl="http://schemas.microsoft.com/office/word/2024/wordml/sdtformatlock" xmlns:w16se="http://schemas.microsoft.com/office/word/2015/wordml/symex" xmlns:wpg="http://schemas.microsoft.com/office/word/2010/wordprocessingGroup" xmlns:wpi="http://schemas.microsoft.com/office/word/2010/wordprocessingInk" xmlns:wne="http://schemas.microsoft.com/office/word/2006/wordml" xmlns:wps="http://schemas.microsoft.com/office/word/2010/wordprocessingShape" mc:Ignorable="w14 w15 w16se w16cid w16 w16cex w16sdtdh w16sdtfl w16du wp14">
   <w:abstractNum w:abstractNumId="0" w15:restartNumberingAfterBreak="0">
     <w:nsid w:val="080255B5"/>
     <w:multiLevelType w:val="multilevel"/>

--- a/templates/medical_characteristic_template.docx
+++ b/templates/medical_characteristic_template.docx
@@ -578,9 +578,10 @@
     <w:p>
       <w:pPr>
         <w:tabs>
-          <w:tab w:val="right" w:pos="9638"/>
+          <w:tab w:val="right" w:pos="9214"/>
         </w:tabs>
         <w:spacing w:after="0" w:line="240" w:lineRule="auto"/>
+        <w:ind w:right="4535"/>
         <w:jc w:val="both"/>
         <w:rPr>
           <w:rFonts w:ascii="Times New Roman" w:hAnsi="Times New Roman" w:cs="Times New Roman"/>
@@ -666,16 +667,6 @@
           <w:lang w:val="en-US"/>
         </w:rPr>
         <w:t>}}</w:t>
-      </w:r>
-      <w:r>
-        <w:rPr>
-          <w:rFonts w:ascii="Times New Roman" w:hAnsi="Times New Roman" w:cs="Times New Roman"/>
-          <w:b/>
-          <w:bCs/>
-          <w:sz w:val="28"/>
-          <w:szCs w:val="28"/>
-        </w:rPr>
-        <w:t xml:space="preserve"> </w:t>
       </w:r>
     </w:p>
     <w:p>
